--- a/tillsyn/S 1509-2022 tillsynsbegäran.docx
+++ b/tillsyn/S 1509-2022 tillsynsbegäran.docx
@@ -574,7 +574,7 @@
     <w:r>
       <w:tab/>
       <w:tab/>
-      <w:t>2026-09-14</w:t>
+      <w:t>2026-09-15</w:t>
       <w:br/>
       <w:br/>
     </w:r>

--- a/tillsyn/S 1509-2022 tillsynsbegäran.docx
+++ b/tillsyn/S 1509-2022 tillsynsbegäran.docx
@@ -574,7 +574,7 @@
     <w:r>
       <w:tab/>
       <w:tab/>
-      <w:t>2026-09-15</w:t>
+      <w:t>2026-09-16</w:t>
       <w:br/>
       <w:br/>
     </w:r>

--- a/tillsyn/S 1509-2022 tillsynsbegäran.docx
+++ b/tillsyn/S 1509-2022 tillsynsbegäran.docx
@@ -574,7 +574,7 @@
     <w:r>
       <w:tab/>
       <w:tab/>
-      <w:t>2026-09-16</w:t>
+      <w:t>2026-09-17</w:t>
       <w:br/>
       <w:br/>
     </w:r>

--- a/tillsyn/S 1509-2022 tillsynsbegäran.docx
+++ b/tillsyn/S 1509-2022 tillsynsbegäran.docx
@@ -574,7 +574,7 @@
     <w:r>
       <w:tab/>
       <w:tab/>
-      <w:t>2026-09-17</w:t>
+      <w:t>2026-09-18</w:t>
       <w:br/>
       <w:br/>
     </w:r>

--- a/tillsyn/S 1509-2022 tillsynsbegäran.docx
+++ b/tillsyn/S 1509-2022 tillsynsbegäran.docx
@@ -574,7 +574,7 @@
     <w:r>
       <w:tab/>
       <w:tab/>
-      <w:t>2026-09-18</w:t>
+      <w:t>2026-09-19</w:t>
       <w:br/>
       <w:br/>
     </w:r>

--- a/tillsyn/S 1509-2022 tillsynsbegäran.docx
+++ b/tillsyn/S 1509-2022 tillsynsbegäran.docx
@@ -574,7 +574,7 @@
     <w:r>
       <w:tab/>
       <w:tab/>
-      <w:t>2026-09-19</w:t>
+      <w:t>2026-09-21</w:t>
       <w:br/>
       <w:br/>
     </w:r>

--- a/tillsyn/S 1509-2022 tillsynsbegäran.docx
+++ b/tillsyn/S 1509-2022 tillsynsbegäran.docx
@@ -574,7 +574,7 @@
     <w:r>
       <w:tab/>
       <w:tab/>
-      <w:t>2026-09-21</w:t>
+      <w:t>2026-09-23</w:t>
       <w:br/>
       <w:br/>
     </w:r>

--- a/tillsyn/S 1509-2022 tillsynsbegäran.docx
+++ b/tillsyn/S 1509-2022 tillsynsbegäran.docx
@@ -574,7 +574,7 @@
     <w:r>
       <w:tab/>
       <w:tab/>
-      <w:t>2026-09-23</w:t>
+      <w:t>2026-09-24</w:t>
       <w:br/>
       <w:br/>
     </w:r>

--- a/tillsyn/S 1509-2022 tillsynsbegäran.docx
+++ b/tillsyn/S 1509-2022 tillsynsbegäran.docx
@@ -574,7 +574,7 @@
     <w:r>
       <w:tab/>
       <w:tab/>
-      <w:t>2026-09-24</w:t>
+      <w:t>2026-09-25</w:t>
       <w:br/>
       <w:br/>
     </w:r>

--- a/tillsyn/S 1509-2022 tillsynsbegäran.docx
+++ b/tillsyn/S 1509-2022 tillsynsbegäran.docx
@@ -574,7 +574,7 @@
     <w:r>
       <w:tab/>
       <w:tab/>
-      <w:t>2026-09-25</w:t>
+      <w:t>2026-09-26</w:t>
       <w:br/>
       <w:br/>
     </w:r>

--- a/tillsyn/S 1509-2022 tillsynsbegäran.docx
+++ b/tillsyn/S 1509-2022 tillsynsbegäran.docx
@@ -574,7 +574,7 @@
     <w:r>
       <w:tab/>
       <w:tab/>
-      <w:t>2026-09-26</w:t>
+      <w:t>2026-09-27</w:t>
       <w:br/>
       <w:br/>
     </w:r>

--- a/tillsyn/S 1509-2022 tillsynsbegäran.docx
+++ b/tillsyn/S 1509-2022 tillsynsbegäran.docx
@@ -574,7 +574,7 @@
     <w:r>
       <w:tab/>
       <w:tab/>
-      <w:t>2026-09-27</w:t>
+      <w:t>2026-09-28</w:t>
       <w:br/>
       <w:br/>
     </w:r>

--- a/tillsyn/S 1509-2022 tillsynsbegäran.docx
+++ b/tillsyn/S 1509-2022 tillsynsbegäran.docx
@@ -574,7 +574,7 @@
     <w:r>
       <w:tab/>
       <w:tab/>
-      <w:t>2026-09-28</w:t>
+      <w:t>2026-09-29</w:t>
       <w:br/>
       <w:br/>
     </w:r>

--- a/tillsyn/S 1509-2022 tillsynsbegäran.docx
+++ b/tillsyn/S 1509-2022 tillsynsbegäran.docx
@@ -574,7 +574,7 @@
     <w:r>
       <w:tab/>
       <w:tab/>
-      <w:t>2026-09-29</w:t>
+      <w:t>2026-09-30</w:t>
       <w:br/>
       <w:br/>
     </w:r>

--- a/tillsyn/S 1509-2022 tillsynsbegäran.docx
+++ b/tillsyn/S 1509-2022 tillsynsbegäran.docx
@@ -574,7 +574,7 @@
     <w:r>
       <w:tab/>
       <w:tab/>
-      <w:t>2026-09-30</w:t>
+      <w:t>2026-10-01</w:t>
       <w:br/>
       <w:br/>
     </w:r>

--- a/tillsyn/S 1509-2022 tillsynsbegäran.docx
+++ b/tillsyn/S 1509-2022 tillsynsbegäran.docx
@@ -574,7 +574,7 @@
     <w:r>
       <w:tab/>
       <w:tab/>
-      <w:t>2026-10-01</w:t>
+      <w:t>2026-10-02</w:t>
       <w:br/>
       <w:br/>
     </w:r>

--- a/tillsyn/S 1509-2022 tillsynsbegäran.docx
+++ b/tillsyn/S 1509-2022 tillsynsbegäran.docx
@@ -574,7 +574,7 @@
     <w:r>
       <w:tab/>
       <w:tab/>
-      <w:t>2026-10-02</w:t>
+      <w:t>2026-10-03</w:t>
       <w:br/>
       <w:br/>
     </w:r>

--- a/tillsyn/S 1509-2022 tillsynsbegäran.docx
+++ b/tillsyn/S 1509-2022 tillsynsbegäran.docx
@@ -574,7 +574,7 @@
     <w:r>
       <w:tab/>
       <w:tab/>
-      <w:t>2026-10-03</w:t>
+      <w:t>2026-10-04</w:t>
       <w:br/>
       <w:br/>
     </w:r>

--- a/tillsyn/S 1509-2022 tillsynsbegäran.docx
+++ b/tillsyn/S 1509-2022 tillsynsbegäran.docx
@@ -574,7 +574,7 @@
     <w:r>
       <w:tab/>
       <w:tab/>
-      <w:t>2026-10-04</w:t>
+      <w:t>2026-10-05</w:t>
       <w:br/>
       <w:br/>
     </w:r>

--- a/tillsyn/S 1509-2022 tillsynsbegäran.docx
+++ b/tillsyn/S 1509-2022 tillsynsbegäran.docx
@@ -574,7 +574,7 @@
     <w:r>
       <w:tab/>
       <w:tab/>
-      <w:t>2026-10-05</w:t>
+      <w:t>2026-10-06</w:t>
       <w:br/>
       <w:br/>
     </w:r>

--- a/tillsyn/S 1509-2022 tillsynsbegäran.docx
+++ b/tillsyn/S 1509-2022 tillsynsbegäran.docx
@@ -574,7 +574,7 @@
     <w:r>
       <w:tab/>
       <w:tab/>
-      <w:t>2026-10-06</w:t>
+      <w:t>2026-10-07</w:t>
       <w:br/>
       <w:br/>
     </w:r>

--- a/tillsyn/S 1509-2022 tillsynsbegäran.docx
+++ b/tillsyn/S 1509-2022 tillsynsbegäran.docx
@@ -574,7 +574,7 @@
     <w:r>
       <w:tab/>
       <w:tab/>
-      <w:t>2026-10-07</w:t>
+      <w:t>2026-10-08</w:t>
       <w:br/>
       <w:br/>
     </w:r>

--- a/tillsyn/S 1509-2022 tillsynsbegäran.docx
+++ b/tillsyn/S 1509-2022 tillsynsbegäran.docx
@@ -574,7 +574,7 @@
     <w:r>
       <w:tab/>
       <w:tab/>
-      <w:t>2026-10-08</w:t>
+      <w:t>2026-10-09</w:t>
       <w:br/>
       <w:br/>
     </w:r>

--- a/tillsyn/S 1509-2022 tillsynsbegäran.docx
+++ b/tillsyn/S 1509-2022 tillsynsbegäran.docx
@@ -574,7 +574,7 @@
     <w:r>
       <w:tab/>
       <w:tab/>
-      <w:t>2026-10-09</w:t>
+      <w:t>2026-10-10</w:t>
       <w:br/>
       <w:br/>
     </w:r>

--- a/tillsyn/S 1509-2022 tillsynsbegäran.docx
+++ b/tillsyn/S 1509-2022 tillsynsbegäran.docx
@@ -574,7 +574,7 @@
     <w:r>
       <w:tab/>
       <w:tab/>
-      <w:t>2026-10-10</w:t>
+      <w:t>2026-10-11</w:t>
       <w:br/>
       <w:br/>
     </w:r>

--- a/tillsyn/S 1509-2022 tillsynsbegäran.docx
+++ b/tillsyn/S 1509-2022 tillsynsbegäran.docx
@@ -574,7 +574,7 @@
     <w:r>
       <w:tab/>
       <w:tab/>
-      <w:t>2026-10-11</w:t>
+      <w:t>2026-10-12</w:t>
       <w:br/>
       <w:br/>
     </w:r>

--- a/tillsyn/S 1509-2022 tillsynsbegäran.docx
+++ b/tillsyn/S 1509-2022 tillsynsbegäran.docx
@@ -574,7 +574,7 @@
     <w:r>
       <w:tab/>
       <w:tab/>
-      <w:t>2026-10-12</w:t>
+      <w:t>2026-10-13</w:t>
       <w:br/>
       <w:br/>
     </w:r>

--- a/tillsyn/S 1509-2022 tillsynsbegäran.docx
+++ b/tillsyn/S 1509-2022 tillsynsbegäran.docx
@@ -574,7 +574,7 @@
     <w:r>
       <w:tab/>
       <w:tab/>
-      <w:t>2026-10-13</w:t>
+      <w:t>2026-10-14</w:t>
       <w:br/>
       <w:br/>
     </w:r>

--- a/tillsyn/S 1509-2022 tillsynsbegäran.docx
+++ b/tillsyn/S 1509-2022 tillsynsbegäran.docx
@@ -574,7 +574,7 @@
     <w:r>
       <w:tab/>
       <w:tab/>
-      <w:t>2026-10-14</w:t>
+      <w:t>2026-10-15</w:t>
       <w:br/>
       <w:br/>
     </w:r>

--- a/tillsyn/S 1509-2022 tillsynsbegäran.docx
+++ b/tillsyn/S 1509-2022 tillsynsbegäran.docx
@@ -574,7 +574,7 @@
     <w:r>
       <w:tab/>
       <w:tab/>
-      <w:t>2026-10-15</w:t>
+      <w:t>2026-10-16</w:t>
       <w:br/>
       <w:br/>
     </w:r>

--- a/tillsyn/S 1509-2022 tillsynsbegäran.docx
+++ b/tillsyn/S 1509-2022 tillsynsbegäran.docx
@@ -574,7 +574,7 @@
     <w:r>
       <w:tab/>
       <w:tab/>
-      <w:t>2026-10-16</w:t>
+      <w:t>2026-10-17</w:t>
       <w:br/>
       <w:br/>
     </w:r>

--- a/tillsyn/S 1509-2022 tillsynsbegäran.docx
+++ b/tillsyn/S 1509-2022 tillsynsbegäran.docx
@@ -22,7 +22,7 @@
       <w:r>
         <w:drawing>
           <wp:inline xmlns:a="http://schemas.openxmlformats.org/drawingml/2006/main" xmlns:pic="http://schemas.openxmlformats.org/drawingml/2006/picture">
-            <wp:extent cx="5486400" cy="4661438"/>
+            <wp:extent cx="5486400" cy="4552445"/>
             <wp:docPr id="1" name="Picture 1"/>
             <wp:cNvGraphicFramePr>
               <a:graphicFrameLocks noChangeAspect="1"/>
@@ -43,7 +43,7 @@
                   <pic:spPr>
                     <a:xfrm>
                       <a:off x="0" y="0"/>
-                      <a:ext cx="5486400" cy="4661438"/>
+                      <a:ext cx="5486400" cy="4552445"/>
                     </a:xfrm>
                     <a:prstGeom prst="rect"/>
                   </pic:spPr>
@@ -60,12 +60,12 @@
         <w:spacing w:after="240"/>
       </w:pPr>
       <w:r>
-        <w:t>Figur 1. Fyndplatser för naturvårdsarter i samrådsanmälan. Markörer utan svart kant är placerade på fyndplatsen. Markörer med svart kant är placerade vid sidan av fyndplatsen och har ett svart streck som visar fyndplatsens exakta position. Kartans mittpunktskoordinat är N 6538009, E 501842 i SWEREF 99 TM.</w:t>
+        <w:t>Figur 1. Fyndplatser för naturvårdsarter i och inom 20 meter från samrådsanmälan. Markörer utan svart kant är placerade på fyndplatsen. Markörer med svart kant är placerade vid sidan av fyndplatsen och har ett svart streck som visar fyndplatsens exakta position. Kartans mittpunktskoordinat är N 6538009, E 501842 i SWEREF 99 TM.</w:t>
       </w:r>
     </w:p>
     <w:p>
       <w:r>
-        <w:t>I samrådsanmälan finns fynd av 1 naturvårdsarter, varav 1 är rödlistad, 1 är fridlyst och 1 är typisk (T): knärot (VU, T, §8). Se Figur 1.</w:t>
+        <w:t>I och inom 20 meter från samrådsanmälan finns fynd av 3 naturvårdsarter, varav 2 är rödlistade, 1 är fridlyst, 2 är typiska (T) och 1 är signalart (S): knärot (VU, T, §8), motaggsvamp (NT, T) och björksplintborre (S). Se Figur 1.</w:t>
       </w:r>
     </w:p>
     <w:p>
@@ -197,6 +197,37 @@
       </w:pPr>
       <w:r>
         <w:t>Figur 2. Fyndplatser och buffertzoner för knärot i det samrådsanmälda området. Endast fyndplatser vars buffertzoner överlappar med det samrådsanmälda området har tagits med i visualiseringen. Kartans mittpunktskoordinat är N 6538009, E 501842 i SWEREF 99 TM.</w:t>
+      </w:r>
+    </w:p>
+    <w:p>
+      <w:r>
+        <w:rPr>
+          <w:b/>
+        </w:rPr>
+        <w:t xml:space="preserve">Motaggsvamp (NT) </w:t>
+      </w:r>
+      <w:r>
+        <w:t xml:space="preserve">bildar mykorrhiza med tall i tallskog och hittas huvudsakligen i äldre, glesare skogsbestånd och hällmarksimpediment. Arten hotas främst av skogsavverkning och tycks försvinna efter slutavverkning, markberedning och plantering. Motaggsvamp är typisk art för </w:t>
+      </w:r>
+      <w:r>
+        <w:rPr>
+          <w:i/>
+        </w:rPr>
+        <w:t>9010 Taiga</w:t>
+      </w:r>
+      <w:r>
+        <w:t xml:space="preserve"> (SLU Artdatabanken, 2024).</w:t>
+      </w:r>
+    </w:p>
+    <w:p>
+      <w:r>
+        <w:rPr>
+          <w:b/>
+        </w:rPr>
+        <w:t xml:space="preserve">Björksplintborre </w:t>
+      </w:r>
+      <w:r>
+        <w:t>är en skalbagge vars larvutveckling sker i bark på nyligen döda björkar, både stående träd och vindfällen. En prydlig rad med runda ventilationshål i barken ovanför modergången är synnerligen karaktäristiskt. Arten är knuten till lövrika blandskogar med en hög andel gamla träd, och starkt gynnad av naturliga störningar som torka, översvämningar, brand och stormfällningar. Talrika gnagspår kan tyda på biotoper med höga naturvärden, exempelvis för ovanliga hackspettar och andra, mer sällsynta vedinsekter. Larverna är omtyckt hackspettsföda (SLU Artdatabanken, 2025).</w:t>
       </w:r>
     </w:p>
     <w:p>
@@ -574,7 +605,7 @@
     <w:r>
       <w:tab/>
       <w:tab/>
-      <w:t>2026-10-17</w:t>
+      <w:t>2026-10-18</w:t>
       <w:br/>
       <w:br/>
     </w:r>

--- a/tillsyn/S 1509-2022 tillsynsbegäran.docx
+++ b/tillsyn/S 1509-2022 tillsynsbegäran.docx
@@ -605,7 +605,7 @@
     <w:r>
       <w:tab/>
       <w:tab/>
-      <w:t>2026-10-18</w:t>
+      <w:t>2026-10-19</w:t>
       <w:br/>
       <w:br/>
     </w:r>

--- a/tillsyn/S 1509-2022 tillsynsbegäran.docx
+++ b/tillsyn/S 1509-2022 tillsynsbegäran.docx
@@ -605,7 +605,7 @@
     <w:r>
       <w:tab/>
       <w:tab/>
-      <w:t>2026-10-19</w:t>
+      <w:t>2026-10-20</w:t>
       <w:br/>
       <w:br/>
     </w:r>

--- a/tillsyn/S 1509-2022 tillsynsbegäran.docx
+++ b/tillsyn/S 1509-2022 tillsynsbegäran.docx
@@ -605,7 +605,7 @@
     <w:r>
       <w:tab/>
       <w:tab/>
-      <w:t>2026-10-20</w:t>
+      <w:t>2026-10-21</w:t>
       <w:br/>
       <w:br/>
     </w:r>

--- a/tillsyn/S 1509-2022 tillsynsbegäran.docx
+++ b/tillsyn/S 1509-2022 tillsynsbegäran.docx
@@ -605,7 +605,7 @@
     <w:r>
       <w:tab/>
       <w:tab/>
-      <w:t>2026-10-21</w:t>
+      <w:t>2026-10-22</w:t>
       <w:br/>
       <w:br/>
     </w:r>

--- a/tillsyn/S 1509-2022 tillsynsbegäran.docx
+++ b/tillsyn/S 1509-2022 tillsynsbegäran.docx
@@ -605,7 +605,7 @@
     <w:r>
       <w:tab/>
       <w:tab/>
-      <w:t>2026-10-22</w:t>
+      <w:t>2026-10-23</w:t>
       <w:br/>
       <w:br/>
     </w:r>

--- a/tillsyn/S 1509-2022 tillsynsbegäran.docx
+++ b/tillsyn/S 1509-2022 tillsynsbegäran.docx
@@ -605,7 +605,7 @@
     <w:r>
       <w:tab/>
       <w:tab/>
-      <w:t>2026-10-23</w:t>
+      <w:t>2026-10-24</w:t>
       <w:br/>
       <w:br/>
     </w:r>

--- a/tillsyn/S 1509-2022 tillsynsbegäran.docx
+++ b/tillsyn/S 1509-2022 tillsynsbegäran.docx
@@ -605,7 +605,7 @@
     <w:r>
       <w:tab/>
       <w:tab/>
-      <w:t>2026-10-24</w:t>
+      <w:t>2026-10-25</w:t>
       <w:br/>
       <w:br/>
     </w:r>

--- a/tillsyn/S 1509-2022 tillsynsbegäran.docx
+++ b/tillsyn/S 1509-2022 tillsynsbegäran.docx
@@ -605,7 +605,7 @@
     <w:r>
       <w:tab/>
       <w:tab/>
-      <w:t>2026-10-25</w:t>
+      <w:t>2026-10-26</w:t>
       <w:br/>
       <w:br/>
     </w:r>

--- a/tillsyn/S 1509-2022 tillsynsbegäran.docx
+++ b/tillsyn/S 1509-2022 tillsynsbegäran.docx
@@ -605,7 +605,7 @@
     <w:r>
       <w:tab/>
       <w:tab/>
-      <w:t>2026-10-26</w:t>
+      <w:t>2026-10-27</w:t>
       <w:br/>
       <w:br/>
     </w:r>

--- a/tillsyn/S 1509-2022 tillsynsbegäran.docx
+++ b/tillsyn/S 1509-2022 tillsynsbegäran.docx
@@ -605,7 +605,7 @@
     <w:r>
       <w:tab/>
       <w:tab/>
-      <w:t>2026-10-27</w:t>
+      <w:t>2026-10-28</w:t>
       <w:br/>
       <w:br/>
     </w:r>

--- a/tillsyn/S 1509-2022 tillsynsbegäran.docx
+++ b/tillsyn/S 1509-2022 tillsynsbegäran.docx
@@ -605,7 +605,7 @@
     <w:r>
       <w:tab/>
       <w:tab/>
-      <w:t>2026-10-28</w:t>
+      <w:t>2026-10-29</w:t>
       <w:br/>
       <w:br/>
     </w:r>

--- a/tillsyn/S 1509-2022 tillsynsbegäran.docx
+++ b/tillsyn/S 1509-2022 tillsynsbegäran.docx
@@ -605,7 +605,7 @@
     <w:r>
       <w:tab/>
       <w:tab/>
-      <w:t>2026-10-29</w:t>
+      <w:t>2026-10-31</w:t>
       <w:br/>
       <w:br/>
     </w:r>
